--- a/fra/docx/38.content.docx
+++ b/fra/docx/38.content.docx
@@ -11,6 +11,15 @@
         <w:pStyle w:val="Heading2"/>
       </w:pPr>
       <w:r>
+        <w:t>Resource: Notes d'étude (Tyndale)</w:t>
+      </w:r>
+      <w:r/>
+    </w:p>
+    <w:p>
+      <w:pPr>
+        <w:pStyle w:val="Heading2"/>
+      </w:pPr>
+      <w:r>
         <w:t>License Information</w:t>
       </w:r>
       <w:r/>
@@ -21,7 +30,7 @@
         <w:rPr>
           <w:b/>
         </w:rPr>
-        <w:t>Study Notes (Tyndale)</w:t>
+        <w:t>Notes d'étude (Tyndale)</w:t>
       </w:r>
       <w:r>
         <w:t xml:space="preserve"> (French) is based on</w:t>
@@ -74,7 +83,7 @@
         <w:pStyle w:val="Heading1"/>
       </w:pPr>
       <w:r>
-        <w:t>Study Notes (Tyndale)</w:t>
+        <w:t>Notes d'étude (Tyndale)</w:t>
       </w:r>
     </w:p>
     <w:p>
@@ -83,6 +92,51 @@
           <w:headerReference w:type="even" r:id="rId8"/>
           <w:headerReference w:type="default" r:id="rId9"/>
           <w:footerReference w:type="default" r:id="rId10"/>
+          <w:footnotePr>
+            <w:numRestart w:val="eachSect"/>
+          </w:footnotePr>
+          <w:type w:val="continuous"/>
+          <w:pgSz w:w="12240" w:h="15840" w:code="1"/>
+          <w:pgMar w:top="1440" w:right="1440" w:bottom="1440" w:left="1440" w:header="504" w:footer="504" w:gutter="0"/>
+          <w:cols w:space="708"/>
+          <w:titlePg/>
+          <w:docGrid w:linePitch="360"/>
+        </w:sectPr>
+      </w:pPr>
+    </w:p>
+    <w:p>
+      <w:r/>
+    </w:p>
+    <w:p>
+      <w:pPr>
+        <w:pStyle w:val="Heading2"/>
+      </w:pPr>
+      <w:r>
+        <w:t>ZEC</w:t>
+      </w:r>
+      <w:r/>
+    </w:p>
+    <w:p>
+      <w:r/>
+      <w:r>
+        <w:rPr>
+          <w:i/>
+        </w:rPr>
+        <w:t>Zacharie 1.1, Zacharie 1.1–6, Zacharie 1.3, Zacharie 1.4, Zacharie 1.6, Zacharie 1.7–17, Zacharie 1.7–6.15, Zacharie 1.8, Zacharie 1.10, Zacharie 1.11, Zacharie 1.14, Zacharie 1.17, Zacharie 1.18–19, Zacharie 1.18–21, Zacharie 1.20, Zacharie 1.21, Zacharie 2.1–5, Zacharie 2.2, Zacharie 2.5, Zacharie 2.6, Zacharie 2.6–13, Zacharie 2.8, Zacharie 2.9, Zacharie 2.12, Zacharie 2.13, Zacharie 3.1, Zacharie 3.1–10, Zacharie 3.2–3, Zacharie 3.4, Zacharie 3.5, Zacharie 3.6–7, Zacharie 3.8, Zacharie 3.9, Zacharie 3.10, Zacharie 4.1, Zacharie 4.1–14, Zacharie 4.2–3, Zacharie 4.6, Zacharie 4.7, Zacharie 4.10, Zacharie 4.14, Zacharie 5.1, Zacharie 5.1–4, Zacharie 5.3, Zacharie 5.4, Zacharie 5.5–11, Zacharie 5.6, Zacharie 5.7, Zacharie 5.7–8, Zacharie 5.8, Zacharie 5.9, Zacharie 5.11, Zacharie 6.1, Zacharie 6.1–8, Zacharie 6.2–3, Zacharie 6.5, Zacharie 6.7, Zacharie 6.8, Zacharie 6.9–15, Zacharie 6.10, Zacharie 6.11, Zacharie 6.12–13, Zacharie 6.14, Zacharie 6.15, Zacharie 7.1, Zacharie 7.1–14, Zacharie 7.1–8.23, Zacharie 7.2, Zacharie 7.3, Zacharie 7.4–7, Zacharie 7.5, Zacharie 7.7, Zacharie 7.10, Zacharie 7.11, Zacharie 7.12, Zacharie 7.14, Zacharie 8.1–23, Zacharie 8.2, Zacharie 8.3, Zacharie 8.4–5, Zacharie 8.6, Zacharie 8.7, Zacharie 8.8, Zacharie 8.9, Zacharie 8.9–13, Zacharie 8.10, Zacharie 8.12, Zacharie 8.14–15, Zacharie 8.16, Zacharie 8.17, Zacharie 8.19, Zacharie 8.23, Zacharie 9.1, Zacharie 9.1–8, Zacharie 9.1–11.17, Zacharie 9.1–14.21, Zacharie 9.2, Zacharie 9.3–4, Zacharie 9.5–6, Zacharie 9.6, Zacharie 9.7, Zacharie 9.9, Zacharie 9.9–17, Zacharie 9.10, Zacharie 9.11, Zacharie 9.12, Zacharie 9.13, Zacharie 9.14, Zacharie 9.15, Zacharie 9.16, Zacharie 9.17, Zacharie 10.1, Zacharie 10.1–3, Zacharie 10.1–11.3, Zacharie 10.2, Zacharie 10.3, Zacharie 10.4, Zacharie 10.4–12, Zacharie 10.6, Zacharie 10.8, Zacharie 10.10, Zacharie 10.11, Zacharie 10.12, Zacharie 11.1, Zacharie 11.1–3, Zacharie 11.2, Zacharie 11.3, Zacharie 11.4, Zacharie 11.4–17, Zacharie 11.5, Zacharie 11.7, Zacharie 11.8, Zacharie 11.9, Zacharie 11.10, Zacharie 11.12, Zacharie 11.13, Zacharie 11.15, Zacharie 11.16, Zacharie 11.17, Zacharie 12.1–14.21, Zacharie 12.2, Zacharie 12.3, Zacharie 12.4, Zacharie 12.5, Zacharie 12.6, Zacharie 12.8, Zacharie 12.10, Zacharie 12.11, Zacharie 12.12–14, Zacharie 13.1, Zacharie 13.1–6, Zacharie 13.2, Zacharie 13.3, Zacharie 13.4, Zacharie 13.4–6, Zacharie 13.5, Zacharie 13.6, Zacharie 13.7, Zacharie 13.7–9, Zacharie 13.8, Zacharie 13.9, Zacharie 14.1, Zacharie 14.1–21, Zacharie 14.2, Zacharie 14.3, Zacharie 14.4, Zacharie 14.5, Zacharie 14.7, Zacharie 14.8, Zacharie 14.9, Zacharie 14.10, Zacharie 14.12, Zacharie 14.13, Zacharie 14.14, Zacharie 14.16, Zacharie 14.17, Zacharie 14.20, Zacharie 14.21</w:t>
+      </w:r>
+      <w:r/>
+    </w:p>
+    <w:p>
+      <w:r/>
+      <w:r>
+        <w:t xml:space="preserve"> </w:t>
+      </w:r>
+      <w:r/>
+      <w:r/>
+    </w:p>
+    <w:p>
+      <w:pPr>
+        <w:sectPr>
           <w:footnotePr>
             <w:numRestart w:val="eachSect"/>
           </w:footnotePr>

--- a/fra/docx/38.content.docx
+++ b/fra/docx/38.content.docx
@@ -163,13 +163,6 @@
         <w:rPr>
           <w:lang w:val="fr_FR" w:bidi="fr_FR"/>
         </w:rPr>
-      </w:r>
-      <w:r>
-        <w:rPr>
-          <w:i/>
-          <w:lang w:val="fr_FR" w:bidi="fr_FR"/>
-        </w:rPr>
-        <w:t>Zacharie 1.1, Zacharie 1.1–6, Zacharie 1.3, Zacharie 1.4, Zacharie 1.6, Zacharie 1.7–17, Zacharie 1.7–6.15, Zacharie 1.8, Zacharie 1.10, Zacharie 1.11, Zacharie 1.14, Zacharie 1.17, Zacharie 1.18–19, Zacharie 1.18–21, Zacharie 1.20, Zacharie 1.21, Zacharie 2.1–5, Zacharie 2.2, Zacharie 2.5, Zacharie 2.6, Zacharie 2.6–13, Zacharie 2.8, Zacharie 2.9, Zacharie 2.12, Zacharie 2.13, Zacharie 3.1, Zacharie 3.1–10, Zacharie 3.2–3, Zacharie 3.4, Zacharie 3.5, Zacharie 3.6–7, Zacharie 3.8, Zacharie 3.9, Zacharie 3.10, Zacharie 4.1, Zacharie 4.1–14, Zacharie 4.2–3, Zacharie 4.6, Zacharie 4.7, Zacharie 4.10, Zacharie 4.14, Zacharie 5.1, Zacharie 5.1–4, Zacharie 5.3, Zacharie 5.4, Zacharie 5.5–11, Zacharie 5.6, Zacharie 5.7, Zacharie 5.7–8, Zacharie 5.8, Zacharie 5.9, Zacharie 5.11, Zacharie 6.1, Zacharie 6.1–8, Zacharie 6.2–3, Zacharie 6.5, Zacharie 6.7, Zacharie 6.8, Zacharie 6.9–15, Zacharie 6.10, Zacharie 6.11, Zacharie 6.12–13, Zacharie 6.14, Zacharie 6.15, Zacharie 7.1, Zacharie 7.1–14, Zacharie 7.1–8.23, Zacharie 7.2, Zacharie 7.3, Zacharie 7.4–7, Zacharie 7.5, Zacharie 7.7, Zacharie 7.10, Zacharie 7.11, Zacharie 7.12, Zacharie 7.14, Zacharie 8.1–23, Zacharie 8.2, Zacharie 8.3, Zacharie 8.4–5, Zacharie 8.6, Zacharie 8.7, Zacharie 8.8, Zacharie 8.9, Zacharie 8.9–13, Zacharie 8.10, Zacharie 8.12, Zacharie 8.14–15, Zacharie 8.16, Zacharie 8.17, Zacharie 8.19, Zacharie 8.23, Zacharie 9.1, Zacharie 9.1–8, Zacharie 9.1–11.17, Zacharie 9.1–14.21, Zacharie 9.2, Zacharie 9.3–4, Zacharie 9.5–6, Zacharie 9.6, Zacharie 9.7, Zacharie 9.9, Zacharie 9.9–17, Zacharie 9.10, Zacharie 9.11, Zacharie 9.12, Zacharie 9.13, Zacharie 9.14, Zacharie 9.15, Zacharie 9.16, Zacharie 9.17, Zacharie 10.1, Zacharie 10.1–3, Zacharie 10.1–11.3, Zacharie 10.2, Zacharie 10.3, Zacharie 10.4, Zacharie 10.4–12, Zacharie 10.6, Zacharie 10.8, Zacharie 10.10, Zacharie 10.11, Zacharie 10.12, Zacharie 11.1, Zacharie 11.1–3, Zacharie 11.2, Zacharie 11.3, Zacharie 11.4, Zacharie 11.4–17, Zacharie 11.5, Zacharie 11.7, Zacharie 11.8, Zacharie 11.9, Zacharie 11.10, Zacharie 11.12, Zacharie 11.13, Zacharie 11.15, Zacharie 11.16, Zacharie 11.17, Zacharie 12.1–14.21, Zacharie 12.2, Zacharie 12.3, Zacharie 12.4, Zacharie 12.5, Zacharie 12.6, Zacharie 12.8, Zacharie 12.10, Zacharie 12.11, Zacharie 12.12–14, Zacharie 13.1, Zacharie 13.1–6, Zacharie 13.2, Zacharie 13.3, Zacharie 13.4, Zacharie 13.4–6, Zacharie 13.5, Zacharie 13.6, Zacharie 13.7, Zacharie 13.7–9, Zacharie 13.8, Zacharie 13.9, Zacharie 14.1, Zacharie 14.1–21, Zacharie 14.2, Zacharie 14.3, Zacharie 14.4, Zacharie 14.5, Zacharie 14.7, Zacharie 14.8, Zacharie 14.9, Zacharie 14.10, Zacharie 14.12, Zacharie 14.13, Zacharie 14.14, Zacharie 14.16, Zacharie 14.17, Zacharie 14.20, Zacharie 14.21</w:t>
       </w:r>
       <w:r>
         <w:rPr>

--- a/fra/docx/38.content.docx
+++ b/fra/docx/38.content.docx
@@ -150,19 +150,6 @@
           <w:lang w:val="fr_FR" w:bidi="fr_FR"/>
         </w:rPr>
         <w:t>ZEC</w:t>
-      </w:r>
-      <w:r>
-        <w:rPr>
-          <w:lang w:val="fr_FR" w:bidi="fr_FR"/>
-        </w:rPr>
-      </w:r>
-    </w:p>
-    <w:p>
-      <w:pPr/>
-      <w:r>
-        <w:rPr>
-          <w:lang w:val="fr_FR" w:bidi="fr_FR"/>
-        </w:rPr>
       </w:r>
       <w:r>
         <w:rPr>

--- a/fra/docx/38.content.docx
+++ b/fra/docx/38.content.docx
@@ -19,7 +19,7 @@
         <w:rPr>
           <w:lang w:val="fr_FR" w:bidi="fr_FR"/>
         </w:rPr>
-        <w:t>Resource: Notes d'étude (Tyndale)</w:t>
+        <w:t>Resource: Tyndale Open Study Notes</w:t>
       </w:r>
       <w:r>
         <w:rPr>
@@ -112,7 +112,7 @@
         <w:rPr>
           <w:lang w:val="fr_FR" w:bidi="fr_FR"/>
         </w:rPr>
-        <w:t>Notes d'étude (Tyndale)</w:t>
+        <w:t>Tyndale Open Study Notes</w:t>
       </w:r>
     </w:p>
     <w:p>

--- a/fra/docx/38.content.docx
+++ b/fra/docx/38.content.docx
@@ -19,7 +19,7 @@
         <w:rPr>
           <w:lang w:val="fr_FR" w:bidi="fr_FR"/>
         </w:rPr>
-        <w:t>Resource: Tyndale Open Study Notes</w:t>
+        <w:t>Resource: Aquifer Open Study Notes</w:t>
       </w:r>
       <w:r>
         <w:rPr>
@@ -112,7 +112,7 @@
         <w:rPr>
           <w:lang w:val="fr_FR" w:bidi="fr_FR"/>
         </w:rPr>
-        <w:t>Tyndale Open Study Notes</w:t>
+        <w:t>Aquifer Open Study Notes</w:t>
       </w:r>
     </w:p>
     <w:p>
